--- a/public/SunilAngadala_Resume.docx
+++ b/public/SunilAngadala_Resume.docx
@@ -4,115 +4,19 @@
   <w:body>
     <w:p>
       <w:pPr>
-        <w:pStyle w:val="Title"/>
+        <w:jc w:val="center"/>
       </w:pPr>
       <w:r>
+        <w:rPr>
+          <w:b/>
+          <w:sz w:val="32"/>
+        </w:rPr>
         <w:t>SUNIL KUMAR YADAV ANGADALA</w:t>
       </w:r>
     </w:p>
     <w:p>
       <w:pPr>
-        <w:spacing w:after="0"/>
-        <w:rPr>
-          <w:color w:val="4F81BD" w:themeColor="accent1"/>
-          <w14:shadow w14:blurRad="38100" w14:dist="25400" w14:dir="5400000" w14:sx="100000" w14:sy="100000" w14:kx="0" w14:ky="0" w14:algn="ctr">
-            <w14:srgbClr w14:val="6E747A">
-              <w14:alpha w14:val="57000"/>
-            </w14:srgbClr>
-          </w14:shadow>
-          <w14:textOutline w14:w="0" w14:cap="flat" w14:cmpd="sng" w14:algn="ctr">
-            <w14:noFill/>
-            <w14:prstDash w14:val="solid"/>
-            <w14:round/>
-          </w14:textOutline>
-        </w:rPr>
-      </w:pPr>
-      <w:r>
-        <w:rPr>
-          <w:b/>
-          <w:bCs/>
-          <w:color w:val="000000" w:themeColor="text1"/>
-          <w14:shadow w14:blurRad="38100" w14:dist="25400" w14:dir="5400000" w14:sx="100000" w14:sy="100000" w14:kx="0" w14:ky="0" w14:algn="ctr">
-            <w14:srgbClr w14:val="6E747A">
-              <w14:alpha w14:val="57000"/>
-            </w14:srgbClr>
-          </w14:shadow>
-          <w14:textOutline w14:w="0" w14:cap="flat" w14:cmpd="sng" w14:algn="ctr">
-            <w14:noFill/>
-            <w14:prstDash w14:val="solid"/>
-            <w14:round/>
-          </w14:textOutline>
-        </w:rPr>
-        <w:t>LinkedIn</w:t>
-      </w:r>
-      <w:r>
-        <w:rPr>
-          <w:color w:val="4F81BD" w:themeColor="accent1"/>
-          <w14:shadow w14:blurRad="38100" w14:dist="25400" w14:dir="5400000" w14:sx="100000" w14:sy="100000" w14:kx="0" w14:ky="0" w14:algn="ctr">
-            <w14:srgbClr w14:val="6E747A">
-              <w14:alpha w14:val="57000"/>
-            </w14:srgbClr>
-          </w14:shadow>
-          <w14:textOutline w14:w="0" w14:cap="flat" w14:cmpd="sng" w14:algn="ctr">
-            <w14:noFill/>
-            <w14:prstDash w14:val="solid"/>
-            <w14:round/>
-          </w14:textOutline>
-        </w:rPr>
-        <w:t xml:space="preserve">: </w:t>
-      </w:r>
-      <w:hyperlink r:id="rId6" w:history="1">
-        <w:r>
-          <w:rPr>
-            <w:rStyle w:val="Hyperlink"/>
-            <w:color w:val="4F81BD" w:themeColor="accent1"/>
-            <w14:shadow w14:blurRad="38100" w14:dist="25400" w14:dir="5400000" w14:sx="100000" w14:sy="100000" w14:kx="0" w14:ky="0" w14:algn="ctr">
-              <w14:srgbClr w14:val="6E747A">
-                <w14:alpha w14:val="57000"/>
-              </w14:srgbClr>
-            </w14:shadow>
-            <w14:textOutline w14:w="0" w14:cap="flat" w14:cmpd="sng" w14:algn="ctr">
-              <w14:noFill/>
-              <w14:prstDash w14:val="solid"/>
-              <w14:round/>
-            </w14:textOutline>
-          </w:rPr>
-          <w:t>Sunil Angadala</w:t>
-        </w:r>
-      </w:hyperlink>
-      <w:r>
-        <w:rPr>
-          <w:color w:val="4F81BD" w:themeColor="accent1"/>
-          <w14:shadow w14:blurRad="38100" w14:dist="25400" w14:dir="5400000" w14:sx="100000" w14:sy="100000" w14:kx="0" w14:ky="0" w14:algn="ctr">
-            <w14:srgbClr w14:val="6E747A">
-              <w14:alpha w14:val="57000"/>
-            </w14:srgbClr>
-          </w14:shadow>
-          <w14:textOutline w14:w="0" w14:cap="flat" w14:cmpd="sng" w14:algn="ctr">
-            <w14:noFill/>
-            <w14:prstDash w14:val="solid"/>
-            <w14:round/>
-          </w14:textOutline>
-        </w:rPr>
-        <w:t xml:space="preserve">                                                                                                                                         </w:t>
-      </w:r>
-    </w:p>
-    <w:p>
-      <w:pPr>
-        <w:spacing w:after="0"/>
-        <w:rPr>
-          <w:color w:val="4F81BD" w:themeColor="accent1"/>
-          <w14:shadow w14:blurRad="38100" w14:dist="25400" w14:dir="5400000" w14:sx="100000" w14:sy="100000" w14:kx="0" w14:ky="0" w14:algn="ctr">
-            <w14:srgbClr w14:val="6E747A">
-              <w14:alpha w14:val="57000"/>
-            </w14:srgbClr>
-          </w14:shadow>
-          <w14:textOutline w14:w="0" w14:cap="flat" w14:cmpd="sng" w14:algn="ctr">
-            <w14:noFill/>
-            <w14:prstDash w14:val="solid"/>
-            <w14:round/>
-          </w14:textOutline>
-        </w:rPr>
+        <w:jc w:val="center"/>
       </w:pPr>
       <w:r>
         <w:rPr>
@@ -134,39 +38,75 @@
       <w:r>
         <w:t>: 320-360-9437</w:t>
       </w:r>
+      <w:r>
+        <w:br/>
+      </w:r>
+      <w:r>
+        <w:rPr>
+          <w:b/>
+          <w:bCs/>
+        </w:rPr>
+        <w:t>LinkedIn</w:t>
+      </w:r>
+      <w:r>
+        <w:t xml:space="preserve">: </w:t>
+      </w:r>
+      <w:hyperlink r:id="rId6" w:history="1">
+        <w:r>
+          <w:rPr>
+            <w:rStyle w:val="Hyperlink"/>
+            <w:color w:val="1F497D" w:themeColor="text2"/>
+          </w:rPr>
+          <w:t>Sunil Angadala</w:t>
+        </w:r>
+      </w:hyperlink>
+      <w:r>
+        <w:t xml:space="preserve"> | </w:t>
+      </w:r>
+      <w:r>
+        <w:rPr>
+          <w:b/>
+          <w:bCs/>
+        </w:rPr>
+        <w:t>Portfolio</w:t>
+      </w:r>
+      <w:r>
+        <w:t xml:space="preserve">: </w:t>
+      </w:r>
+      <w:hyperlink r:id="rId7" w:history="1">
+        <w:r>
+          <w:rPr>
+            <w:rStyle w:val="Hyperlink"/>
+            <w:color w:val="1F497D" w:themeColor="text2"/>
+          </w:rPr>
+          <w:t>sunilangadala.vercel.app</w:t>
+        </w:r>
+      </w:hyperlink>
     </w:p>
     <w:p>
-      <w:pPr>
-        <w:pStyle w:val="Heading1"/>
-      </w:pPr>
       <w:r>
+        <w:rPr>
+          <w:b/>
+          <w:sz w:val="24"/>
+        </w:rPr>
         <w:t>SUMMARY</w:t>
       </w:r>
     </w:p>
     <w:p>
       <w:r>
-        <w:t>Senior Software Engineer with 15+ years of experience designing scalable enterprise applications, real-time systems, and frontend architectures using Angular, React, and Node.js.</w:t>
-      </w:r>
-      <w:r>
-        <w:br/>
-      </w:r>
-      <w:r>
-        <w:br/>
-        <w:t>Strong expertise in multi-tenant systems, real-time dashboards, event-driven architectures, and AI-integrated UI systems including Dialogflow and headless CMS platforms.</w:t>
+        <w:t>Senior Software Engineer with 15+ years of experience designing scalable enterprise applications, real-time systems, and frontend architectures using Angular, React, and Node.js. Expertise in event-driven systems, real-time dashboards, microservices, and AI-integrated UI solutions including Dialogflow and headless CMS platforms.</w:t>
       </w:r>
     </w:p>
     <w:p>
-      <w:pPr>
-        <w:pStyle w:val="Heading1"/>
-      </w:pPr>
       <w:r>
+        <w:rPr>
+          <w:b/>
+          <w:sz w:val="24"/>
+        </w:rPr>
         <w:t>TECHNICAL SKILLS</w:t>
       </w:r>
     </w:p>
     <w:p>
-      <w:pPr>
-        <w:spacing w:after="0"/>
-      </w:pPr>
       <w:r>
         <w:t>Frontend: Angular, React, TypeScript, JavaScript, HTML5, CSS3, Bootstrap, Tailwind, RxJS, NgRx</w:t>
       </w:r>
@@ -176,7 +116,7 @@
       </w:r>
       <w:r>
         <w:br/>
-        <w:t>Real-time Systems: Socket.io, Redis, Event-driven architecture</w:t>
+        <w:t>Real-time: Socket.io, Redis, Event-driven architecture</w:t>
       </w:r>
       <w:r>
         <w:br/>
@@ -184,369 +124,557 @@
       </w:r>
       <w:r>
         <w:br/>
-        <w:t>Performance Tools: AppDynamics, New Relic, Rigor</w:t>
+        <w:t>Performance: AppDynamics, New Relic</w:t>
       </w:r>
       <w:r>
         <w:br/>
-        <w:t>Version Control: Git, SVN</w:t>
-      </w:r>
-      <w:r>
-        <w:t xml:space="preserve">                                                                                                                                 </w:t>
-      </w:r>
-    </w:p>
-    <w:p>
-      <w:pPr>
-        <w:spacing w:after="0"/>
-      </w:pPr>
-      <w:r>
         <w:t>Databases: PostgreSQL, Oracle</w:t>
       </w:r>
       <w:r>
         <w:br/>
-        <w:t>CI/CD &amp; DevOps: Jenkins, TeamCity, Docker, FlexDeploy</w:t>
+        <w:t>CI/CD: Jenkins, Docker, TeamCity</w:t>
       </w:r>
       <w:r>
         <w:br/>
-        <w:t>Cloud: AWS, GCP (</w:t>
-      </w:r>
-      <w:r>
-        <w:t>Collaborated</w:t>
-      </w:r>
-      <w:r>
-        <w:t xml:space="preserve"> with DevOps teams)</w:t>
-      </w:r>
-      <w:r>
-        <w:t xml:space="preserve"> </w:t>
-      </w:r>
-      <w:r>
-        <w:br/>
-        <w:t>Project Management: JIRA</w:t>
-      </w:r>
-    </w:p>
-    <w:p>
-      <w:pPr>
-        <w:pStyle w:val="Heading1"/>
-      </w:pPr>
-      <w:r>
-        <w:t>PROFESSIONAL EXPERIENCE</w:t>
-      </w:r>
-    </w:p>
-    <w:p>
-      <w:pPr>
-        <w:spacing w:after="0"/>
-      </w:pPr>
-      <w:r>
-        <w:rPr>
-          <w:b/>
-          <w:bCs/>
-        </w:rPr>
-        <w:t>C&amp;S Wholesale Grocers</w:t>
-      </w:r>
-      <w:r>
-        <w:t xml:space="preserve"> | Senior Software Engineer / Lead Engineer | Jun 2020 – Present</w:t>
-      </w:r>
-      <w:r>
-        <w:br/>
-        <w:t>- Architected headless CMS platform using Agility</w:t>
-      </w:r>
-      <w:r>
-        <w:br/>
-        <w:t>- Built chatbot integrations using Google Dialogflow</w:t>
-      </w:r>
-      <w:r>
-        <w:br/>
-        <w:t>- Designed modular Angular architecture and reusable components</w:t>
-      </w:r>
-      <w:r>
-        <w:br/>
-        <w:t>- Developed Node.js APIs and integrated GCP storage</w:t>
-      </w:r>
-      <w:r>
-        <w:br/>
-        <w:t>- Led Angular migration from v4 to v11</w:t>
-      </w:r>
-      <w:r>
-        <w:br/>
-        <w:t>- Collaborated with DevOps teams for Docker-based CI/CD deployments</w:t>
-      </w:r>
-      <w:r>
-        <w:t xml:space="preserve">                                                                                                        </w:t>
-      </w:r>
-    </w:p>
-    <w:p>
-      <w:pPr>
-        <w:spacing w:after="0"/>
-      </w:pPr>
-      <w:r>
-        <w:t>- Developed</w:t>
-      </w:r>
-      <w:r>
-        <w:t xml:space="preserve"> microservices with</w:t>
-      </w:r>
-      <w:r>
-        <w:t xml:space="preserve"> NodeJS connected to</w:t>
-      </w:r>
-      <w:r>
-        <w:t xml:space="preserve"> PostgreSQL and Oracle databases</w:t>
-      </w:r>
-      <w:r>
-        <w:t>.</w:t>
-      </w:r>
-      <w:r>
-        <w:br/>
-        <w:t>- Optimized application performance using AppDynamics</w:t>
-      </w:r>
-      <w:r>
-        <w:t xml:space="preserve">.   </w:t>
-      </w:r>
-    </w:p>
-    <w:p>
-      <w:pPr>
-        <w:spacing w:after="0"/>
-      </w:pPr>
-      <w:r>
-        <w:br/>
-      </w:r>
-      <w:r>
-        <w:t xml:space="preserve">        </w:t>
-      </w:r>
-    </w:p>
-    <w:p>
-      <w:r>
-        <w:lastRenderedPageBreak/>
-        <w:br/>
-      </w:r>
-      <w:r>
-        <w:rPr>
-          <w:b/>
-          <w:bCs/>
-        </w:rPr>
-        <w:t>AI &amp; Development Productivity</w:t>
-      </w:r>
-      <w:r>
-        <w:t>:</w:t>
-      </w:r>
-      <w:r>
-        <w:br/>
-        <w:t>- Leveraged GitHub Copilot and Cursor AI for faster development and debugging</w:t>
-      </w:r>
-      <w:r>
-        <w:br/>
-        <w:t>- Reduced boilerplate code and improved efficiency</w:t>
-      </w:r>
-      <w:r>
-        <w:br/>
-        <w:t>- Used AI tools for rapid prototyping and solution exploration</w:t>
-      </w:r>
-      <w:r>
-        <w:br/>
-      </w:r>
-    </w:p>
-    <w:p>
-      <w:pPr>
-        <w:spacing w:after="0"/>
-      </w:pPr>
-      <w:r>
-        <w:rPr>
-          <w:b/>
-          <w:bCs/>
-        </w:rPr>
-        <w:t>C&amp;S Wholesale Grocers</w:t>
-      </w:r>
-      <w:r>
-        <w:t xml:space="preserve"> | Senior Software Engineer | Sep 2018 – Jun 2020</w:t>
-      </w:r>
-      <w:r>
-        <w:br/>
-        <w:t>- Designed real-time dashboards using Socket.io</w:t>
-      </w:r>
-      <w:r>
-        <w:br/>
-        <w:t>- Built multi-source data pipelines</w:t>
-      </w:r>
-      <w:r>
-        <w:br/>
-        <w:t>- Implemented Redis queues and CRON jobs</w:t>
-      </w:r>
-      <w:r>
-        <w:br/>
-        <w:t>- Developed event-driven architecture for real-time UI updates</w:t>
-      </w:r>
-      <w:r>
-        <w:t xml:space="preserve"> </w:t>
-      </w:r>
-    </w:p>
-    <w:p>
-      <w:pPr>
-        <w:spacing w:after="0"/>
-      </w:pPr>
-      <w:r>
-        <w:t xml:space="preserve">- </w:t>
-      </w:r>
-      <w:r>
-        <w:t>Built scalable, modular backend architecture aligned with microservices and event-driven design principles</w:t>
-      </w:r>
-      <w:r>
-        <w:br/>
-        <w:t>- Built reusable Angular and React components</w:t>
-      </w:r>
-    </w:p>
-    <w:p>
-      <w:r>
-        <w:t xml:space="preserve"> </w:t>
+        <w:t>Cloud: AWS, GCP</w:t>
       </w:r>
     </w:p>
     <w:p>
       <w:r>
         <w:rPr>
           <w:b/>
+          <w:sz w:val="24"/>
+        </w:rPr>
+        <w:t>PROFESSIONAL EXPERIENCE</w:t>
+      </w:r>
+    </w:p>
+    <w:p>
+      <w:pPr>
+        <w:rPr>
+          <w:b/>
           <w:bCs/>
         </w:rPr>
-        <w:t>Infosys Ltd (United Airlines)</w:t>
+      </w:pPr>
+      <w:r>
+        <w:rPr>
+          <w:b/>
+          <w:bCs/>
+        </w:rPr>
+        <w:t>C&amp;S Wholesale Grocers | Senior Software Engineer / Lead Engineer | Jun 2020 – Present</w:t>
       </w:r>
+    </w:p>
+    <w:p>
+      <w:pPr>
+        <w:pStyle w:val="ListBullet"/>
+        <w:spacing w:after="0"/>
+      </w:pPr>
       <w:r>
-        <w:t xml:space="preserve"> | Technology Analyst | May 2017 – Sep 2018</w:t>
+        <w:t>Architected headless CMS platform using Agility</w:t>
       </w:r>
+    </w:p>
+    <w:p>
+      <w:pPr>
+        <w:pStyle w:val="ListBullet"/>
+        <w:spacing w:after="0"/>
+      </w:pPr>
       <w:r>
-        <w:br/>
-        <w:t>- Developed Angular applications and migrated AngularJS to Angular 2</w:t>
+        <w:t>Built chatbot integrations using Google Dialogflow</w:t>
       </w:r>
+    </w:p>
+    <w:p>
+      <w:pPr>
+        <w:pStyle w:val="ListBullet"/>
+        <w:spacing w:after="0"/>
+      </w:pPr>
       <w:r>
-        <w:br/>
-        <w:t>- Built responsive UI and integrated backend services</w:t>
+        <w:t>Designed modular Angular architecture and reusable components</w:t>
       </w:r>
+    </w:p>
+    <w:p>
+      <w:pPr>
+        <w:pStyle w:val="ListBullet"/>
+        <w:spacing w:after="0"/>
+      </w:pPr>
       <w:r>
-        <w:br/>
-        <w:t>- Supported CI/CD pipelines and production deployments</w:t>
+        <w:t>Developed Node.js APIs and integrated GCP storage</w:t>
       </w:r>
+    </w:p>
+    <w:p>
+      <w:pPr>
+        <w:pStyle w:val="ListBullet"/>
+        <w:spacing w:after="0"/>
+      </w:pPr>
       <w:r>
-        <w:br/>
-        <w:t>- Implemented AppDynamics for monitoring</w:t>
+        <w:t>Led Angular migration from v4 to v11</w:t>
       </w:r>
+    </w:p>
+    <w:p>
+      <w:pPr>
+        <w:pStyle w:val="ListBullet"/>
+        <w:spacing w:after="0"/>
+      </w:pPr>
       <w:r>
-        <w:br/>
+        <w:t>Collaborated with DevOps teams for Docker-based CI/CD deployments</w:t>
       </w:r>
+    </w:p>
+    <w:p>
+      <w:pPr>
+        <w:pStyle w:val="ListBullet"/>
+        <w:spacing w:after="0"/>
+      </w:pPr>
+      <w:r>
+        <w:t>Developed microservices with NodeJS connected to PostgreSQL and Oracle databases</w:t>
+      </w:r>
+    </w:p>
+    <w:p>
+      <w:pPr>
+        <w:pStyle w:val="ListBullet"/>
+        <w:spacing w:after="0"/>
+      </w:pPr>
+      <w:r>
+        <w:t>Optimized application performance using AppDynamics</w:t>
+      </w:r>
+    </w:p>
+    <w:p>
+      <w:pPr>
+        <w:pStyle w:val="ListBullet"/>
+        <w:spacing w:after="0"/>
+      </w:pPr>
+      <w:r>
+        <w:t>Leveraged GitHub Copilot and Cursor AI for faster development</w:t>
+      </w:r>
+    </w:p>
+    <w:p>
+      <w:pPr>
+        <w:pStyle w:val="ListBullet"/>
+        <w:numPr>
+          <w:ilvl w:val="0"/>
+          <w:numId w:val="0"/>
+        </w:numPr>
+        <w:spacing w:after="0"/>
+        <w:ind w:left="360"/>
+      </w:pPr>
+    </w:p>
+    <w:p>
+      <w:pPr>
+        <w:rPr>
+          <w:b/>
+          <w:bCs/>
+        </w:rPr>
+      </w:pPr>
+      <w:r>
+        <w:rPr>
+          <w:b/>
+          <w:bCs/>
+        </w:rPr>
+        <w:t>C&amp;S Wholesale Grocers | Senior Software Engineer | Sep 2018 – Jun 2020</w:t>
+      </w:r>
+    </w:p>
+    <w:p>
+      <w:pPr>
+        <w:pStyle w:val="ListBullet"/>
+        <w:spacing w:after="0"/>
+      </w:pPr>
+      <w:r>
+        <w:t>Designed real-time dashboards using Socket.io</w:t>
+      </w:r>
+    </w:p>
+    <w:p>
+      <w:pPr>
+        <w:pStyle w:val="ListBullet"/>
+        <w:spacing w:after="0"/>
+      </w:pPr>
+      <w:r>
+        <w:t>Built multi-source data pipelines</w:t>
+      </w:r>
+    </w:p>
+    <w:p>
+      <w:pPr>
+        <w:pStyle w:val="ListBullet"/>
+        <w:spacing w:after="0"/>
+      </w:pPr>
+      <w:r>
+        <w:t>Implemented Redis queues and CRON jobs</w:t>
+      </w:r>
+    </w:p>
+    <w:p>
+      <w:pPr>
+        <w:pStyle w:val="ListBullet"/>
+        <w:spacing w:after="0"/>
+      </w:pPr>
+      <w:r>
+        <w:t>Developed event-driven architecture for real-time UI updates</w:t>
+      </w:r>
+    </w:p>
+    <w:p>
+      <w:pPr>
+        <w:pStyle w:val="ListBullet"/>
+        <w:spacing w:after="0"/>
+      </w:pPr>
+      <w:r>
+        <w:t>Built scalable backend aligned with microservices architecture</w:t>
+      </w:r>
+    </w:p>
+    <w:p>
+      <w:pPr>
+        <w:pStyle w:val="ListBullet"/>
+        <w:spacing w:after="0"/>
+      </w:pPr>
+      <w:r>
+        <w:t>Built reusable Angular and React components</w:t>
+      </w:r>
+    </w:p>
+    <w:p>
+      <w:pPr>
+        <w:pStyle w:val="ListBullet"/>
+        <w:numPr>
+          <w:ilvl w:val="0"/>
+          <w:numId w:val="0"/>
+        </w:numPr>
+        <w:spacing w:after="0"/>
+        <w:ind w:left="360" w:hanging="360"/>
+      </w:pPr>
+    </w:p>
+    <w:p>
+      <w:pPr>
+        <w:pStyle w:val="ListBullet"/>
+        <w:numPr>
+          <w:ilvl w:val="0"/>
+          <w:numId w:val="0"/>
+        </w:numPr>
+        <w:spacing w:after="0"/>
+        <w:ind w:left="360" w:hanging="360"/>
+      </w:pPr>
+    </w:p>
+    <w:p>
+      <w:pPr>
+        <w:pStyle w:val="ListBullet"/>
+        <w:numPr>
+          <w:ilvl w:val="0"/>
+          <w:numId w:val="0"/>
+        </w:numPr>
+        <w:spacing w:after="0"/>
+        <w:ind w:left="360" w:hanging="360"/>
+      </w:pPr>
+    </w:p>
+    <w:p>
+      <w:pPr>
+        <w:pStyle w:val="ListBullet"/>
+        <w:numPr>
+          <w:ilvl w:val="0"/>
+          <w:numId w:val="0"/>
+        </w:numPr>
+        <w:spacing w:after="0"/>
+        <w:ind w:left="360"/>
+      </w:pPr>
+    </w:p>
+    <w:p>
+      <w:pPr>
+        <w:rPr>
+          <w:b/>
+          <w:bCs/>
+        </w:rPr>
+      </w:pPr>
+      <w:r>
+        <w:rPr>
+          <w:b/>
+          <w:bCs/>
+        </w:rPr>
+        <w:lastRenderedPageBreak/>
+        <w:t>Infosys Ltd (United Airlines) | Technology Analyst | May 2017 – Sep 2018</w:t>
+      </w:r>
+    </w:p>
+    <w:p>
+      <w:pPr>
+        <w:pStyle w:val="ListBullet"/>
+        <w:spacing w:after="0"/>
+      </w:pPr>
+      <w:r>
+        <w:t>Developed Angular applications and migrated AngularJS to Angular 2</w:t>
+      </w:r>
+    </w:p>
+    <w:p>
+      <w:pPr>
+        <w:pStyle w:val="ListBullet"/>
+        <w:spacing w:after="0"/>
+      </w:pPr>
+      <w:r>
+        <w:t>Built responsive UI and integrated backend services</w:t>
+      </w:r>
+    </w:p>
+    <w:p>
+      <w:pPr>
+        <w:pStyle w:val="ListBullet"/>
+        <w:spacing w:after="0"/>
+      </w:pPr>
+      <w:r>
+        <w:t>Supported CI/CD pipelines and production deployments</w:t>
+      </w:r>
+    </w:p>
+    <w:p>
+      <w:pPr>
+        <w:pStyle w:val="ListBullet"/>
+        <w:spacing w:after="0"/>
+      </w:pPr>
+      <w:r>
+        <w:t>Collaborated with cross-functional teams for high availability systems</w:t>
+      </w:r>
+    </w:p>
+    <w:p>
+      <w:pPr>
+        <w:pStyle w:val="ListBullet"/>
+        <w:spacing w:after="0"/>
+      </w:pPr>
+      <w:r>
+        <w:t>Resolved production issues and ensured system stability</w:t>
+      </w:r>
+    </w:p>
+    <w:p>
+      <w:pPr>
+        <w:pStyle w:val="ListBullet"/>
+        <w:spacing w:after="0"/>
+      </w:pPr>
+      <w:r>
+        <w:t>Implemented AppDynamics monitoring</w:t>
+      </w:r>
+    </w:p>
+    <w:p>
+      <w:pPr>
+        <w:pStyle w:val="ListBullet"/>
+        <w:numPr>
+          <w:ilvl w:val="0"/>
+          <w:numId w:val="0"/>
+        </w:numPr>
+        <w:spacing w:after="0"/>
+        <w:ind w:left="360"/>
+      </w:pPr>
+    </w:p>
+    <w:p>
+      <w:pPr>
+        <w:rPr>
+          <w:b/>
+          <w:bCs/>
+        </w:rPr>
+      </w:pPr>
+      <w:r>
+        <w:rPr>
+          <w:b/>
+          <w:bCs/>
+        </w:rPr>
+        <w:t>Infosys Ltd (TOMS) | Technology Analyst | Dec 2015 – Apr 2017</w:t>
+      </w:r>
+    </w:p>
+    <w:p>
+      <w:pPr>
+        <w:pStyle w:val="ListBullet"/>
+        <w:spacing w:after="0"/>
+      </w:pPr>
+      <w:r>
+        <w:t>Built e-commerce frontend applications using AngularJS</w:t>
+      </w:r>
+    </w:p>
+    <w:p>
+      <w:pPr>
+        <w:pStyle w:val="ListBullet"/>
+        <w:spacing w:after="0"/>
+      </w:pPr>
+      <w:r>
+        <w:t>Implemented SEO architecture including sitemap.xml and LD+JSON</w:t>
+      </w:r>
+    </w:p>
+    <w:p>
+      <w:pPr>
+        <w:pStyle w:val="ListBullet"/>
+        <w:spacing w:after="0"/>
+      </w:pPr>
+      <w:r>
+        <w:t>Improved indexing and search visibility through metadata optimization</w:t>
+      </w:r>
+    </w:p>
+    <w:p>
+      <w:pPr>
+        <w:pStyle w:val="ListBullet"/>
+        <w:spacing w:after="0"/>
+      </w:pPr>
+      <w:r>
+        <w:t>Integrated Google Analytics and Tag Manager</w:t>
+      </w:r>
+    </w:p>
+    <w:p>
+      <w:pPr>
+        <w:pStyle w:val="ListBullet"/>
+        <w:spacing w:after="0"/>
+      </w:pPr>
+      <w:r>
+        <w:t>Optimized UI performance</w:t>
+      </w:r>
+    </w:p>
+    <w:p>
+      <w:pPr>
+        <w:pStyle w:val="ListBullet"/>
+        <w:spacing w:after="0"/>
+      </w:pPr>
+      <w:r>
+        <w:t>Ensured ADA compliance</w:t>
+      </w:r>
+    </w:p>
+    <w:p>
+      <w:pPr>
+        <w:pStyle w:val="ListBullet"/>
+        <w:numPr>
+          <w:ilvl w:val="0"/>
+          <w:numId w:val="0"/>
+        </w:numPr>
+        <w:spacing w:after="0"/>
+        <w:ind w:left="360"/>
+      </w:pPr>
+    </w:p>
+    <w:p>
+      <w:pPr>
+        <w:rPr>
+          <w:b/>
+          <w:bCs/>
+        </w:rPr>
+      </w:pPr>
+      <w:r>
+        <w:rPr>
+          <w:b/>
+          <w:bCs/>
+        </w:rPr>
+        <w:t>Horizon Technology / Magnus Technology | Frontend Developer | Mar 2015 – Dec 2015</w:t>
+      </w:r>
+    </w:p>
+    <w:p>
+      <w:pPr>
+        <w:pStyle w:val="ListBullet"/>
+        <w:spacing w:after="0"/>
+      </w:pPr>
+      <w:r>
+        <w:t>Developed AngularJS single-page applications</w:t>
+      </w:r>
+    </w:p>
+    <w:p>
+      <w:pPr>
+        <w:pStyle w:val="ListBullet"/>
+        <w:spacing w:after="0"/>
+      </w:pPr>
+      <w:r>
+        <w:t>Built responsive UI and integrated REST APIs</w:t>
+      </w:r>
+    </w:p>
+    <w:p>
+      <w:pPr>
+        <w:pStyle w:val="ListBullet"/>
+        <w:spacing w:after="0"/>
+      </w:pPr>
+      <w:r>
+        <w:t>Handled debugging and production support</w:t>
+      </w:r>
+    </w:p>
+    <w:p>
+      <w:pPr>
+        <w:pStyle w:val="ListBullet"/>
+        <w:spacing w:after="0"/>
+      </w:pPr>
+      <w:r>
+        <w:t>Worked across multiple domains delivering frontend features</w:t>
+      </w:r>
+    </w:p>
+    <w:p>
+      <w:pPr>
+        <w:pStyle w:val="ListBullet"/>
+        <w:numPr>
+          <w:ilvl w:val="0"/>
+          <w:numId w:val="0"/>
+        </w:numPr>
+        <w:spacing w:after="0"/>
+        <w:ind w:left="360"/>
+      </w:pPr>
+    </w:p>
+    <w:p>
+      <w:pPr>
+        <w:rPr>
+          <w:b/>
+          <w:bCs/>
+        </w:rPr>
+      </w:pPr>
+      <w:r>
+        <w:rPr>
+          <w:b/>
+          <w:bCs/>
+        </w:rPr>
+        <w:t>Haco Technologies Pvt Ltd | Software Engineer | Jun 2010 – Aug 2013</w:t>
+      </w:r>
+    </w:p>
+    <w:p>
+      <w:pPr>
+        <w:pStyle w:val="ListBullet"/>
+        <w:spacing w:after="0"/>
+      </w:pPr>
+      <w:r>
+        <w:t>Developed web applications using HTML, CSS, JavaScript, jQuery</w:t>
+      </w:r>
+    </w:p>
+    <w:p>
+      <w:pPr>
+        <w:pStyle w:val="ListBullet"/>
+        <w:spacing w:after="0"/>
+      </w:pPr>
+      <w:r>
+        <w:t>Built responsive layouts and ensured cross-browser compatibility</w:t>
+      </w:r>
+    </w:p>
+    <w:p>
+      <w:pPr>
+        <w:pStyle w:val="ListBullet"/>
+        <w:spacing w:after="0"/>
+      </w:pPr>
+      <w:r>
+        <w:t>Developed CRM UI using JSP and JavaScript</w:t>
+      </w:r>
+    </w:p>
+    <w:p>
+      <w:pPr>
+        <w:pStyle w:val="ListBullet"/>
+        <w:spacing w:after="0"/>
+      </w:pPr>
+      <w:r>
+        <w:t>Built AJAX-based components and REST integrations</w:t>
+      </w:r>
+    </w:p>
+    <w:p>
+      <w:pPr>
+        <w:pStyle w:val="ListBullet"/>
+        <w:numPr>
+          <w:ilvl w:val="0"/>
+          <w:numId w:val="0"/>
+        </w:numPr>
+        <w:spacing w:after="0"/>
+        <w:ind w:left="360"/>
+      </w:pPr>
     </w:p>
     <w:p>
       <w:r>
         <w:rPr>
           <w:b/>
-          <w:bCs/>
+          <w:sz w:val="24"/>
         </w:rPr>
-        <w:t>Infosys Ltd (TOMS</w:t>
-      </w:r>
-      <w:r>
-        <w:t>) | Technology Analyst | Dec 2015 – Apr 2017</w:t>
-      </w:r>
-      <w:r>
-        <w:br/>
-        <w:t>- Built e-commerce frontend applications</w:t>
-      </w:r>
-      <w:r>
-        <w:t xml:space="preserve"> using AngularJS.</w:t>
-      </w:r>
-      <w:r>
-        <w:br/>
-        <w:t>- Integrated Google Analytics and Tag Manager</w:t>
-      </w:r>
-      <w:r>
-        <w:br/>
-        <w:t>- Optimized UI performance</w:t>
-      </w:r>
-      <w:r>
-        <w:br/>
-        <w:t>- Ensured ADA and Section 508 compliance</w:t>
-      </w:r>
-      <w:r>
-        <w:br/>
-      </w:r>
-    </w:p>
-    <w:p>
-      <w:r>
-        <w:rPr>
-          <w:b/>
-          <w:bCs/>
-        </w:rPr>
-        <w:t>Horizon Technology / Magnus Technology</w:t>
-      </w:r>
-      <w:r>
-        <w:t xml:space="preserve"> | Frontend Developer | Mar 2015 – Dec 2015</w:t>
-      </w:r>
-      <w:r>
-        <w:br/>
-        <w:t>- Developed AngularJS single-page applications</w:t>
-      </w:r>
-      <w:r>
-        <w:br/>
-        <w:t>- Built responsive UI and integrated REST APIs</w:t>
-      </w:r>
-      <w:r>
-        <w:br/>
-      </w:r>
-    </w:p>
-    <w:p>
-      <w:r>
-        <w:rPr>
-          <w:b/>
-          <w:bCs/>
-        </w:rPr>
-        <w:t>Haco Technologies Pvt Ltd</w:t>
-      </w:r>
-      <w:r>
-        <w:t xml:space="preserve"> | Software Engineer | Jun 2010 – Aug 2013</w:t>
-      </w:r>
-      <w:r>
-        <w:br/>
-      </w:r>
-      <w:r>
-        <w:t>- Developed dynamic web applications using HTML, CSS, JavaScript, jQuery</w:t>
-      </w:r>
-      <w:r>
-        <w:br/>
-        <w:t>- Built responsive layouts using Media queries</w:t>
-      </w:r>
-      <w:r>
-        <w:br/>
-        <w:t>- Ensured cross-browser compatibility</w:t>
-      </w:r>
-      <w:r>
-        <w:br/>
-        <w:t>- Developed CRM web application UI using JSP, JavaScript, jQuery</w:t>
-      </w:r>
-      <w:r>
-        <w:br/>
-        <w:t>- Built AJAX-based dynamic components and REST integrations</w:t>
-      </w:r>
-      <w:r>
-        <w:br/>
-        <w:t>- Built internal enterprise applications (IETS system)</w:t>
-      </w:r>
-      <w:r>
-        <w:br/>
-        <w:t>- Developed forms, validations, and dynamic UI components</w:t>
-      </w:r>
-    </w:p>
-    <w:p>
-      <w:pPr>
-        <w:pStyle w:val="Heading1"/>
-      </w:pPr>
-      <w:r>
-        <w:lastRenderedPageBreak/>
         <w:t>EDUCATION</w:t>
       </w:r>
     </w:p>
     <w:p>
       <w:r>
-        <w:t>Master of Science in Computer Science – Northwestern Polytechnic University (2013–2014)</w:t>
+        <w:t>M.S. Computer Science – Northwestern Polytechnic University</w:t>
       </w:r>
+    </w:p>
+    <w:p>
       <w:r>
-        <w:br/>
-        <w:t>Bachelor of Technology in Computer Science – JNTU Hyderabad (2005–2009)</w:t>
+        <w:t>B.Tech Computer Science – JNTU Hyderabad</w:t>
       </w:r>
     </w:p>
     <w:sectPr>
       <w:pgSz w:w="12240" w:h="15840"/>
-      <w:pgMar w:top="1440" w:right="1800" w:bottom="1440" w:left="1800" w:header="720" w:footer="720" w:gutter="0"/>
+      <w:pgMar w:top="864" w:right="1008" w:bottom="864" w:left="1008" w:header="720" w:footer="720" w:gutter="0"/>
       <w:cols w:space="720"/>
       <w:docGrid w:linePitch="360"/>
     </w:sectPr>
@@ -727,31 +855,31 @@
       </w:rPr>
     </w:lvl>
   </w:abstractNum>
-  <w:num w:numId="1" w16cid:durableId="1473594427">
+  <w:num w:numId="1" w16cid:durableId="550918378">
     <w:abstractNumId w:val="8"/>
   </w:num>
-  <w:num w:numId="2" w16cid:durableId="1484850574">
+  <w:num w:numId="2" w16cid:durableId="186914361">
     <w:abstractNumId w:val="6"/>
   </w:num>
-  <w:num w:numId="3" w16cid:durableId="722216307">
+  <w:num w:numId="3" w16cid:durableId="1957330835">
     <w:abstractNumId w:val="5"/>
   </w:num>
-  <w:num w:numId="4" w16cid:durableId="218975093">
+  <w:num w:numId="4" w16cid:durableId="1321886178">
     <w:abstractNumId w:val="4"/>
   </w:num>
-  <w:num w:numId="5" w16cid:durableId="1009521854">
+  <w:num w:numId="5" w16cid:durableId="372661571">
     <w:abstractNumId w:val="7"/>
   </w:num>
-  <w:num w:numId="6" w16cid:durableId="1011683382">
+  <w:num w:numId="6" w16cid:durableId="325935756">
     <w:abstractNumId w:val="3"/>
   </w:num>
-  <w:num w:numId="7" w16cid:durableId="1175266324">
+  <w:num w:numId="7" w16cid:durableId="386532210">
     <w:abstractNumId w:val="2"/>
   </w:num>
-  <w:num w:numId="8" w16cid:durableId="1833178787">
+  <w:num w:numId="8" w16cid:durableId="1074547989">
     <w:abstractNumId w:val="1"/>
   </w:num>
-  <w:num w:numId="9" w16cid:durableId="1594699412">
+  <w:num w:numId="9" w16cid:durableId="300884218">
     <w:abstractNumId w:val="0"/>
   </w:num>
 </w:numbering>
@@ -12142,7 +12270,7 @@
     <w:basedOn w:val="DefaultParagraphFont"/>
     <w:uiPriority w:val="99"/>
     <w:unhideWhenUsed/>
-    <w:rsid w:val="00825127"/>
+    <w:rsid w:val="00746956"/>
     <w:rPr>
       <w:color w:val="0000FF" w:themeColor="hyperlink"/>
       <w:u w:val="single"/>
@@ -12154,7 +12282,7 @@
     <w:uiPriority w:val="99"/>
     <w:semiHidden/>
     <w:unhideWhenUsed/>
-    <w:rsid w:val="00825127"/>
+    <w:rsid w:val="00746956"/>
     <w:rPr>
       <w:color w:val="605E5C"/>
       <w:shd w:val="clear" w:color="auto" w:fill="E1DFDD"/>
